--- a/Templates/Залог/принятие иниц залог недвига.docx
+++ b/Templates/Залог/принятие иниц залог недвига.docx
@@ -519,76 +519,65 @@
       <w:pPr>
         <w:pStyle w:val="BodyText"/>
         <w:tabs>
-          <w:tab w:pos="6764" w:val="left" w:leader="none"/>
+          <w:tab w:pos="9643" w:val="right"/>
         </w:tabs>
         <w:spacing w:line="273" w:lineRule="exact"/>
       </w:pPr>
       <w:r>
         <w:rPr/>
-        <w:t>«26»</w:t>
+        <w:t>[66]</w:t>
       </w:r>
       <w:r>
         <w:rPr>
           <w:spacing w:val="-10"/>
         </w:rPr>
-        <w:t> </w:t>
-      </w:r>
-      <w:r>
-        <w:rPr/>
-        <w:t>февраля</w:t>
+      </w:r>
+      <w:r>
+        <w:rPr/>
       </w:r>
       <w:r>
         <w:rPr>
           <w:spacing w:val="-2"/>
         </w:rPr>
-        <w:t> </w:t>
-      </w:r>
-      <w:r>
-        <w:rPr/>
-        <w:t>2026</w:t>
+      </w:r>
+      <w:r>
+        <w:rPr/>
       </w:r>
       <w:r>
         <w:rPr>
           <w:spacing w:val="-2"/>
         </w:rPr>
-        <w:t> </w:t>
       </w:r>
       <w:r>
         <w:rPr>
           <w:spacing w:val="-4"/>
         </w:rPr>
-        <w:t>года</w:t>
       </w:r>
       <w:r>
         <w:rPr/>
         <w:tab/>
-        <w:t>Дело</w:t>
+        <w:t>Дело № [1]</w:t>
       </w:r>
       <w:r>
         <w:rPr>
           <w:spacing w:val="-7"/>
         </w:rPr>
-        <w:t> </w:t>
-      </w:r>
-      <w:r>
-        <w:rPr/>
-        <w:t>№</w:t>
+      </w:r>
+      <w:r>
+        <w:rPr/>
       </w:r>
       <w:r>
         <w:rPr>
           <w:spacing w:val="-2"/>
         </w:rPr>
-        <w:t> </w:t>
-      </w:r>
-      <w:r>
-        <w:rPr/>
-        <w:t>А53-39019-</w:t>
+      </w:r>
+      <w:r>
+        <w:rPr/>
       </w:r>
       <w:r>
         <w:rPr>
           <w:spacing w:val="-2"/>
         </w:rPr>
-        <w:t>4/2025</w:t>
       </w:r>
     </w:p>
     <w:p>
@@ -629,49 +618,42 @@
       </w:r>
       <w:r>
         <w:rPr/>
-        <w:t>в</w:t>
+        <w:t>в составе судьи [415]</w:t>
       </w:r>
       <w:r>
         <w:rPr>
           <w:spacing w:val="-4"/>
         </w:rPr>
-        <w:t> </w:t>
-      </w:r>
-      <w:r>
-        <w:rPr/>
-        <w:t>составе</w:t>
+      </w:r>
+      <w:r>
+        <w:rPr/>
       </w:r>
       <w:r>
         <w:rPr>
           <w:spacing w:val="-3"/>
         </w:rPr>
-        <w:t> </w:t>
-      </w:r>
-      <w:r>
-        <w:rPr/>
-        <w:t>судьи</w:t>
+      </w:r>
+      <w:r>
+        <w:rPr/>
       </w:r>
       <w:r>
         <w:rPr>
           <w:spacing w:val="-4"/>
         </w:rPr>
-        <w:t> </w:t>
-      </w:r>
-      <w:r>
-        <w:rPr/>
-        <w:t>Пановой</w:t>
+      </w:r>
+      <w:r>
+        <w:rPr/>
       </w:r>
       <w:r>
         <w:rPr>
           <w:spacing w:val="-4"/>
         </w:rPr>
-        <w:t> </w:t>
       </w:r>
       <w:r>
         <w:rPr>
           <w:spacing w:val="-2"/>
         </w:rPr>
-        <w:t>К.О.,</w:t>
+        <w:t>,</w:t>
       </w:r>
     </w:p>
     <w:p>
@@ -682,95 +664,79 @@
       </w:pPr>
       <w:r>
         <w:rPr/>
-        <w:t>ознакомившись с заявлением публичного акционерного общества «Сбербанк России» (ИНН</w:t>
+        <w:t>ознакомившись с заявлением «[989]» (ОГРН [990], ИНН [991], место нахождения: [988])</w:t>
       </w:r>
       <w:r>
         <w:rPr>
           <w:spacing w:val="80"/>
           <w:w w:val="150"/>
         </w:rPr>
-        <w:t> </w:t>
-      </w:r>
-      <w:r>
-        <w:rPr/>
-        <w:t>7707083893,</w:t>
+      </w:r>
+      <w:r>
+        <w:rPr/>
       </w:r>
       <w:r>
         <w:rPr>
           <w:spacing w:val="80"/>
           <w:w w:val="150"/>
         </w:rPr>
-        <w:t> </w:t>
-      </w:r>
-      <w:r>
-        <w:rPr/>
-        <w:t>ОГРН</w:t>
+      </w:r>
+      <w:r>
+        <w:rPr/>
       </w:r>
       <w:r>
         <w:rPr>
           <w:spacing w:val="80"/>
           <w:w w:val="150"/>
         </w:rPr>
-        <w:t> </w:t>
-      </w:r>
-      <w:r>
-        <w:rPr/>
-        <w:t>1027700132195,</w:t>
+      </w:r>
+      <w:r>
+        <w:rPr/>
       </w:r>
       <w:r>
         <w:rPr>
           <w:spacing w:val="80"/>
           <w:w w:val="150"/>
         </w:rPr>
-        <w:t> </w:t>
-      </w:r>
-      <w:r>
-        <w:rPr/>
-        <w:t>место</w:t>
+      </w:r>
+      <w:r>
+        <w:rPr/>
       </w:r>
       <w:r>
         <w:rPr>
           <w:spacing w:val="80"/>
           <w:w w:val="150"/>
         </w:rPr>
-        <w:t> </w:t>
-      </w:r>
-      <w:r>
-        <w:rPr/>
-        <w:t>нахождения:</w:t>
+      </w:r>
+      <w:r>
+        <w:rPr/>
       </w:r>
       <w:r>
         <w:rPr>
           <w:spacing w:val="80"/>
           <w:w w:val="150"/>
         </w:rPr>
-        <w:t> </w:t>
-      </w:r>
-      <w:r>
-        <w:rPr/>
-        <w:t>117312,</w:t>
+      </w:r>
+      <w:r>
+        <w:rPr/>
       </w:r>
       <w:r>
         <w:rPr>
           <w:spacing w:val="80"/>
           <w:w w:val="150"/>
         </w:rPr>
-        <w:t> </w:t>
-      </w:r>
-      <w:r>
-        <w:rPr/>
-        <w:t>г.</w:t>
+      </w:r>
+      <w:r>
+        <w:rPr/>
       </w:r>
       <w:r>
         <w:rPr>
           <w:spacing w:val="80"/>
           <w:w w:val="150"/>
         </w:rPr>
-        <w:t> </w:t>
-      </w:r>
-      <w:r>
-        <w:rPr/>
-        <w:t>Москва, ул. Вавилова, д. 19)</w:t>
+      </w:r>
+      <w:r>
+        <w:rPr/>
       </w:r>
     </w:p>
     <w:p>
@@ -836,27 +802,24 @@
       </w:pPr>
       <w:r>
         <w:rPr/>
-        <w:t>в рамках дела о несостоятельности (банкротстве) Болдыревой Ольги Владимировны (07.03.1979 года рождения, место рождения: сл.</w:t>
+        <w:t>в рамках дела о несостоятельности (банкротстве) [2.1] ([3] года рождения, место рождения: [3.1], ИНН [4], СНИЛС [5], адрес регистрации: [6])</w:t>
       </w:r>
       <w:r>
         <w:rPr>
           <w:spacing w:val="23"/>
         </w:rPr>
-        <w:t> </w:t>
-      </w:r>
-      <w:r>
-        <w:rPr/>
-        <w:t>Большая Мартыновка Мартыновского р-на Ростовской обл., ИНН 611800336205, СНИЛС 068-744-510-98, адрес регистрации: Ростовская область, Мартыновский район, сл. Большая Мартыновка, ул. Степная, д. 21,</w:t>
+      </w:r>
+      <w:r>
+        <w:rPr/>
       </w:r>
       <w:r>
         <w:rPr>
           <w:spacing w:val="80"/>
         </w:rPr>
-        <w:t> </w:t>
-      </w:r>
-      <w:r>
-        <w:rPr/>
-        <w:t>кв. 2),</w:t>
+      </w:r>
+      <w:r>
+        <w:rPr/>
+        <w:t>,</w:t>
       </w:r>
     </w:p>
     <w:p>
@@ -867,7 +830,7 @@
       </w:pPr>
       <w:r>
         <w:rPr/>
-        <w:t>установил: решением Арбитражного суда Ростовской области от 22.12.2025 должник признан несостоятельным (банкротом), в отношении него введена процедура реализации имущества гражданина. Финансовым управляющим утверждена Головин Евгений Станиславович.</w:t>
+        <w:t>установил: решением Арбитражного суда Ростовской области от [7] должник признан несостоятельным (банкротом), в отношении него введена процедура реализации имущества гражданина. Финансовым управляющим утвержден [8].</w:t>
       </w:r>
     </w:p>
     <w:p>
@@ -878,7 +841,7 @@
       </w:pPr>
       <w:r>
         <w:rPr/>
-        <w:t>Сведения о признании должника банкротом и введении процедуры реализации имущества гражданина опубликованы в газете «Коммерсантъ» №11(8185) от 24.01.2026..</w:t>
+        <w:t>Сведения о признании должника банкротом и введении процедуры реализации имущества гражданина опубликованы в газете «Коммерсантъ» №[67] от [68].</w:t>
       </w:r>
     </w:p>
     <w:p>
@@ -888,7 +851,7 @@
       </w:pPr>
       <w:r>
         <w:rPr/>
-        <w:t>24.02.2026 (согласно штампу канцелярии; 21.02.2026 посредством сервиса электронной подачи документов «Мой Арбитр») ПАО Сбербанк обратилось с заявлением о включении в третью очередь реестра требований кредиторов должника задолженности по</w:t>
+        <w:t>[23] (согласно штампу канцелярии; [24] посредством сервиса электронной подачи документов «Мой Арбитр») [989] обратилось с заявлением о включении в третью очередь реестра требований кредиторов должника задолженности по</w:t>
       </w:r>
       <w:r>
         <w:rPr>
@@ -918,59 +881,49 @@
       </w:r>
       <w:r>
         <w:rPr/>
-        <w:t>№1388652</w:t>
+        <w:t>№ [110] от [100], № [111] от [101],</w:t>
       </w:r>
       <w:r>
         <w:rPr>
           <w:spacing w:val="67"/>
         </w:rPr>
-        <w:t> </w:t>
-      </w:r>
-      <w:r>
-        <w:rPr/>
-        <w:t>от</w:t>
+      </w:r>
+      <w:r>
+        <w:rPr/>
       </w:r>
       <w:r>
         <w:rPr>
           <w:spacing w:val="62"/>
         </w:rPr>
-        <w:t> </w:t>
-      </w:r>
-      <w:r>
-        <w:rPr/>
-        <w:t>16.11.2021,</w:t>
+      </w:r>
+      <w:r>
+        <w:rPr/>
       </w:r>
       <w:r>
         <w:rPr>
           <w:spacing w:val="63"/>
         </w:rPr>
-        <w:t> </w:t>
-      </w:r>
-      <w:r>
-        <w:rPr/>
-        <w:t>№0528-P-602936768</w:t>
+      </w:r>
+      <w:r>
+        <w:rPr/>
       </w:r>
       <w:r>
         <w:rPr>
           <w:spacing w:val="62"/>
         </w:rPr>
-        <w:t> </w:t>
-      </w:r>
-      <w:r>
-        <w:rPr/>
-        <w:t>от</w:t>
+      </w:r>
+      <w:r>
+        <w:rPr/>
       </w:r>
       <w:r>
         <w:rPr>
           <w:spacing w:val="63"/>
         </w:rPr>
-        <w:t> </w:t>
       </w:r>
       <w:r>
         <w:rPr>
           <w:spacing w:val="-2"/>
         </w:rPr>
-        <w:t>05.07.2012,</w:t>
       </w:r>
     </w:p>
     <w:p>
@@ -980,130 +933,106 @@
       </w:pPr>
       <w:r>
         <w:rPr/>
-        <w:t>№531931</w:t>
+        <w:t>№ [112] от [102], № [113] от [103], № [114] от [104] в размере [12]</w:t>
       </w:r>
       <w:r>
         <w:rPr>
           <w:spacing w:val="10"/>
         </w:rPr>
-        <w:t> </w:t>
-      </w:r>
-      <w:r>
-        <w:rPr/>
-        <w:t>от</w:t>
+      </w:r>
+      <w:r>
+        <w:rPr/>
       </w:r>
       <w:r>
         <w:rPr>
           <w:spacing w:val="12"/>
         </w:rPr>
-        <w:t> </w:t>
-      </w:r>
-      <w:r>
-        <w:rPr/>
-        <w:t>16.03.2023,</w:t>
+      </w:r>
+      <w:r>
+        <w:rPr/>
       </w:r>
       <w:r>
         <w:rPr>
           <w:spacing w:val="12"/>
         </w:rPr>
-        <w:t> </w:t>
-      </w:r>
-      <w:r>
-        <w:rPr/>
-        <w:t>№389612</w:t>
+      </w:r>
+      <w:r>
+        <w:rPr/>
       </w:r>
       <w:r>
         <w:rPr>
           <w:spacing w:val="12"/>
         </w:rPr>
-        <w:t> </w:t>
-      </w:r>
-      <w:r>
-        <w:rPr/>
-        <w:t>от</w:t>
+      </w:r>
+      <w:r>
+        <w:rPr/>
       </w:r>
       <w:r>
         <w:rPr>
           <w:spacing w:val="12"/>
         </w:rPr>
-        <w:t> </w:t>
-      </w:r>
-      <w:r>
-        <w:rPr/>
-        <w:t>28.02.2023,</w:t>
+      </w:r>
+      <w:r>
+        <w:rPr/>
       </w:r>
       <w:r>
         <w:rPr>
           <w:spacing w:val="12"/>
         </w:rPr>
-        <w:t> </w:t>
-      </w:r>
-      <w:r>
-        <w:rPr/>
-        <w:t>№1574444</w:t>
+      </w:r>
+      <w:r>
+        <w:rPr/>
       </w:r>
       <w:r>
         <w:rPr>
           <w:spacing w:val="13"/>
         </w:rPr>
-        <w:t> </w:t>
-      </w:r>
-      <w:r>
-        <w:rPr/>
-        <w:t>от</w:t>
+      </w:r>
+      <w:r>
+        <w:rPr/>
       </w:r>
       <w:r>
         <w:rPr>
           <w:spacing w:val="12"/>
         </w:rPr>
-        <w:t> </w:t>
-      </w:r>
-      <w:r>
-        <w:rPr/>
-        <w:t>12.12.2022</w:t>
+      </w:r>
+      <w:r>
+        <w:rPr/>
       </w:r>
       <w:r>
         <w:rPr>
           <w:spacing w:val="55"/>
           <w:w w:val="150"/>
         </w:rPr>
-        <w:t> </w:t>
-      </w:r>
-      <w:r>
-        <w:rPr/>
-        <w:t>в</w:t>
+      </w:r>
+      <w:r>
+        <w:rPr/>
       </w:r>
       <w:r>
         <w:rPr>
           <w:spacing w:val="14"/>
         </w:rPr>
-        <w:t> </w:t>
-      </w:r>
-      <w:r>
-        <w:rPr/>
-        <w:t>размере</w:t>
+      </w:r>
+      <w:r>
+        <w:rPr/>
       </w:r>
       <w:r>
         <w:rPr>
           <w:spacing w:val="11"/>
         </w:rPr>
-        <w:t> </w:t>
-      </w:r>
-      <w:r>
-        <w:rPr/>
-        <w:t>1</w:t>
+      </w:r>
+      <w:r>
+        <w:rPr/>
       </w:r>
       <w:r>
         <w:rPr>
           <w:spacing w:val="13"/>
         </w:rPr>
-        <w:t> </w:t>
       </w:r>
       <w:r>
         <w:rPr>
           <w:spacing w:val="-5"/>
         </w:rPr>
-        <w:t>769</w:t>
       </w:r>
     </w:p>
     <w:p>
@@ -1113,37 +1042,31 @@
       </w:pPr>
       <w:r>
         <w:rPr/>
-        <w:t>593,32</w:t>
+        <w:t>руб., из них:</w:t>
       </w:r>
       <w:r>
         <w:rPr>
           <w:spacing w:val="-1"/>
         </w:rPr>
-        <w:t> </w:t>
-      </w:r>
-      <w:r>
-        <w:rPr/>
-        <w:t>руб..</w:t>
+      </w:r>
+      <w:r>
+        <w:rPr/>
       </w:r>
       <w:r>
         <w:rPr>
           <w:spacing w:val="2"/>
         </w:rPr>
-        <w:t> </w:t>
-      </w:r>
-      <w:r>
-        <w:rPr/>
-        <w:t>из</w:t>
+      </w:r>
+      <w:r>
+        <w:rPr/>
       </w:r>
       <w:r>
         <w:rPr>
           <w:spacing w:val="3"/>
         </w:rPr>
-        <w:t> </w:t>
-      </w:r>
-      <w:r>
-        <w:rPr/>
-        <w:t>них:</w:t>
+      </w:r>
+      <w:r>
+        <w:rPr/>
       </w:r>
       <w:r>
         <w:rPr>
@@ -1153,67 +1076,56 @@
       </w:r>
       <w:r>
         <w:rPr/>
-        <w:t>1</w:t>
+        <w:t>[13] руб. – основной долг</w:t>
       </w:r>
       <w:r>
         <w:rPr>
           <w:spacing w:val="2"/>
         </w:rPr>
-        <w:t> </w:t>
-      </w:r>
-      <w:r>
-        <w:rPr/>
-        <w:t>668</w:t>
+      </w:r>
+      <w:r>
+        <w:rPr/>
       </w:r>
       <w:r>
         <w:rPr>
           <w:spacing w:val="-2"/>
         </w:rPr>
-        <w:t> </w:t>
-      </w:r>
-      <w:r>
-        <w:rPr/>
-        <w:t>657,66</w:t>
+      </w:r>
+      <w:r>
+        <w:rPr/>
       </w:r>
       <w:r>
         <w:rPr>
           <w:spacing w:val="2"/>
         </w:rPr>
-        <w:t> </w:t>
-      </w:r>
-      <w:r>
-        <w:rPr/>
-        <w:t>руб.</w:t>
+      </w:r>
+      <w:r>
+        <w:rPr/>
       </w:r>
       <w:r>
         <w:rPr>
           <w:spacing w:val="3"/>
         </w:rPr>
-        <w:t> </w:t>
-      </w:r>
-      <w:r>
-        <w:rPr/>
-        <w:t>–</w:t>
+      </w:r>
+      <w:r>
+        <w:rPr/>
       </w:r>
       <w:r>
         <w:rPr>
           <w:spacing w:val="8"/>
         </w:rPr>
-        <w:t> </w:t>
-      </w:r>
-      <w:r>
-        <w:rPr/>
-        <w:t>основной</w:t>
+      </w:r>
+      <w:r>
+        <w:rPr/>
       </w:r>
       <w:r>
         <w:rPr>
           <w:spacing w:val="9"/>
         </w:rPr>
-        <w:t> </w:t>
-      </w:r>
-      <w:r>
-        <w:rPr/>
-        <w:t>долг,</w:t>
+      </w:r>
+      <w:r>
+        <w:rPr/>
+        <w:t>,</w:t>
       </w:r>
       <w:r>
         <w:rPr>
@@ -1223,47 +1135,40 @@
       </w:r>
       <w:r>
         <w:rPr/>
-        <w:t>84</w:t>
+        <w:t>[14] руб. – проценты</w:t>
       </w:r>
       <w:r>
         <w:rPr>
           <w:spacing w:val="1"/>
         </w:rPr>
-        <w:t> </w:t>
-      </w:r>
-      <w:r>
-        <w:rPr/>
-        <w:t>430,32</w:t>
+      </w:r>
+      <w:r>
+        <w:rPr/>
       </w:r>
       <w:r>
         <w:rPr>
           <w:spacing w:val="2"/>
         </w:rPr>
-        <w:t> </w:t>
-      </w:r>
-      <w:r>
-        <w:rPr/>
-        <w:t>руб.</w:t>
+      </w:r>
+      <w:r>
+        <w:rPr/>
       </w:r>
       <w:r>
         <w:rPr>
           <w:spacing w:val="6"/>
         </w:rPr>
-        <w:t> </w:t>
-      </w:r>
-      <w:r>
-        <w:rPr/>
-        <w:t>–</w:t>
+      </w:r>
+      <w:r>
+        <w:rPr/>
       </w:r>
       <w:r>
         <w:rPr>
           <w:spacing w:val="3"/>
         </w:rPr>
-        <w:t> </w:t>
-      </w:r>
-      <w:r>
-        <w:rPr/>
-        <w:t>проценты,</w:t>
+      </w:r>
+      <w:r>
+        <w:rPr/>
+        <w:t>,</w:t>
       </w:r>
       <w:r>
         <w:rPr>
@@ -1273,19 +1178,17 @@
       </w:r>
       <w:r>
         <w:rPr/>
-        <w:t>8</w:t>
+        <w:t>[15]</w:t>
       </w:r>
       <w:r>
         <w:rPr>
           <w:spacing w:val="2"/>
         </w:rPr>
-        <w:t> </w:t>
       </w:r>
       <w:r>
         <w:rPr>
           <w:spacing w:val="-2"/>
         </w:rPr>
-        <w:t>687,65</w:t>
       </w:r>
     </w:p>
     <w:p>
@@ -1296,17 +1199,16 @@
       </w:pPr>
       <w:r>
         <w:rPr/>
-        <w:t>руб. – неустойка, 7 817,69 руб. – государственная пошлина; из них: 1 096 361,98 руб. по кредитному договору №1388652 от 16.11.2021, как обеспеченные залогом недвижимого имущества: квартиры (кадастровый номер: 61:48:0040207:3378), расположенной по</w:t>
+        <w:t>руб. – неустойка, [16] руб. – государственная пошлина; из них: [0007] руб. по кредитному договору № [0006] от [0005], как обеспеченные залогом недвижимого имущества: [1221]</w:t>
       </w:r>
       <w:r>
         <w:rPr>
           <w:spacing w:val="40"/>
         </w:rPr>
-        <w:t> </w:t>
-      </w:r>
-      <w:r>
-        <w:rPr/>
-        <w:t>адресу: Ростовская область, г Волгодонск, ул. Энтузиастов, д 20, кв. 28; о взыскании с должника государственной пошлины в размере 64 044 руб.</w:t>
+      </w:r>
+      <w:r>
+        <w:rPr/>
+        <w:t>; о взыскании с должника государственной пошлины в размере [17] руб.</w:t>
       </w:r>
     </w:p>
     <w:p>
@@ -1453,7 +1355,7 @@
         <w:rPr>
           <w:b/>
         </w:rPr>
-        <w:t>не позднее 27.03.2026.</w:t>
+        <w:t>не позднее [18].</w:t>
       </w:r>
     </w:p>
     <w:p>
@@ -1538,53 +1440,46 @@
         <w:rPr>
           <w:sz w:val="24"/>
         </w:rPr>
-        <w:t>Установить</w:t>
+        <w:t>Установить срок для рассмотрения заявления до [19] включительно</w:t>
       </w:r>
       <w:r>
         <w:rPr>
           <w:spacing w:val="-7"/>
           <w:sz w:val="24"/>
         </w:rPr>
-        <w:t> </w:t>
-      </w:r>
-      <w:r>
-        <w:rPr>
-          <w:sz w:val="24"/>
-        </w:rPr>
-        <w:t>срок для</w:t>
+      </w:r>
+      <w:r>
+        <w:rPr>
+          <w:sz w:val="24"/>
+        </w:rPr>
       </w:r>
       <w:r>
         <w:rPr>
           <w:spacing w:val="-4"/>
           <w:sz w:val="24"/>
         </w:rPr>
-        <w:t> </w:t>
-      </w:r>
-      <w:r>
-        <w:rPr>
-          <w:sz w:val="24"/>
-        </w:rPr>
-        <w:t>рассмотрения</w:t>
+      </w:r>
+      <w:r>
+        <w:rPr>
+          <w:sz w:val="24"/>
+        </w:rPr>
       </w:r>
       <w:r>
         <w:rPr>
           <w:spacing w:val="-3"/>
           <w:sz w:val="24"/>
         </w:rPr>
-        <w:t> </w:t>
-      </w:r>
-      <w:r>
-        <w:rPr>
-          <w:sz w:val="24"/>
-        </w:rPr>
-        <w:t>заявления </w:t>
+      </w:r>
+      <w:r>
+        <w:rPr>
+          <w:sz w:val="24"/>
+        </w:rPr>
       </w:r>
       <w:r>
         <w:rPr>
           <w:b/>
           <w:sz w:val="24"/>
         </w:rPr>
-        <w:t>до</w:t>
       </w:r>
       <w:r>
         <w:rPr>
@@ -1592,14 +1487,12 @@
           <w:spacing w:val="2"/>
           <w:sz w:val="24"/>
         </w:rPr>
-        <w:t> </w:t>
       </w:r>
       <w:r>
         <w:rPr>
           <w:b/>
           <w:sz w:val="24"/>
         </w:rPr>
-        <w:t>21.05.2026</w:t>
       </w:r>
       <w:r>
         <w:rPr>
@@ -1607,7 +1500,6 @@
           <w:spacing w:val="-3"/>
           <w:sz w:val="24"/>
         </w:rPr>
-        <w:t> </w:t>
       </w:r>
       <w:r>
         <w:rPr>
@@ -1615,7 +1507,7 @@
           <w:spacing w:val="-2"/>
           <w:sz w:val="24"/>
         </w:rPr>
-        <w:t>включительно.</w:t>
+        <w:t>.</w:t>
       </w:r>
     </w:p>
     <w:p>
@@ -1908,7 +1800,7 @@
       <w:pPr>
         <w:pStyle w:val="BodyText"/>
         <w:tabs>
-          <w:tab w:pos="8204" w:val="left" w:leader="none"/>
+          <w:tab w:pos="9643" w:val="right"/>
         </w:tabs>
         <w:spacing w:before="1"/>
         <w:jc w:val="left"/>
@@ -1918,23 +1810,21 @@
           <w:spacing w:val="-4"/>
         </w:rPr>
         <w:t>Судья</w:t>
-      </w:r>
-      <w:r>
-        <w:rPr/>
         <w:tab/>
-        <w:t>К.О.</w:t>
+        <w:t>[415]</w:t>
+      </w:r>
+      <w:r>
+        <w:rPr/>
       </w:r>
       <w:r>
         <w:rPr>
           <w:spacing w:val="-3"/>
         </w:rPr>
-        <w:t> </w:t>
       </w:r>
       <w:r>
         <w:rPr>
           <w:spacing w:val="-2"/>
         </w:rPr>
-        <w:t>Панова</w:t>
       </w:r>
     </w:p>
     <w:p>
